--- a/templates/formats/OCI-01-65-v2.docx
+++ b/templates/formats/OCI-01-65-v2.docx
@@ -1236,15 +1236,15 @@
           <w:sz w:val="24"/>
           <w:szCs w:val="24"/>
         </w:rPr>
-        <w:t xml:space="preserve">C.C </w:t>
-      </w:r>
-      <w:r>
-        <w:rPr>
-          <w:rFonts w:ascii="Metropolis" w:eastAsia="Metropolis" w:hAnsi="Metropolis" w:cs="Metropolis"/>
-          <w:sz w:val="24"/>
-          <w:szCs w:val="24"/>
-        </w:rPr>
-        <w:t xml:space="preserve">{{firmante.recibe.documento}}</w:t>
+        <w:t xml:space="preserve">{{firmante.recibe.tipoDocumento}} {{firmante.recibe.documento}}</w:t>
+      </w:r>
+      <w:r>
+        <w:rPr>
+          <w:rFonts w:ascii="Metropolis" w:eastAsia="Metropolis" w:hAnsi="Metropolis" w:cs="Metropolis"/>
+          <w:sz w:val="24"/>
+          <w:szCs w:val="24"/>
+        </w:rPr>
+        <w:t xml:space="preserve"/>
       </w:r>
       <w:r>
         <w:rPr>
@@ -1300,15 +1300,15 @@
           <w:sz w:val="24"/>
           <w:szCs w:val="24"/>
         </w:rPr>
-        <w:t xml:space="preserve">C.C </w:t>
-      </w:r>
-      <w:r>
-        <w:rPr>
-          <w:rFonts w:ascii="Metropolis" w:eastAsia="Metropolis" w:hAnsi="Metropolis" w:cs="Metropolis"/>
-          <w:sz w:val="24"/>
-          <w:szCs w:val="24"/>
-        </w:rPr>
-        <w:t xml:space="preserve">{{firmante.entrega.documento}}</w:t>
+        <w:t xml:space="preserve">{{firmante.entrega.tipoDocumento}} {{firmante.entrega.documento}}</w:t>
+      </w:r>
+      <w:r>
+        <w:rPr>
+          <w:rFonts w:ascii="Metropolis" w:eastAsia="Metropolis" w:hAnsi="Metropolis" w:cs="Metropolis"/>
+          <w:sz w:val="24"/>
+          <w:szCs w:val="24"/>
+        </w:rPr>
+        <w:t xml:space="preserve"/>
       </w:r>
     </w:p>
     <w:p>
